--- a/templates/act_replace_meter.docx
+++ b/templates/act_replace_meter.docx
@@ -551,7 +551,28 @@
           <w:sz w:val="24"/>
           <w:szCs w:val="24"/>
         </w:rPr>
-        <w:t>замена прибора учета на стороне {{voltage}}кВ.</w:t>
+        <w:t xml:space="preserve">работа по </w:t>
+      </w:r>
+      <w:r>
+        <w:rPr>
+          <w:sz w:val="24"/>
+          <w:szCs w:val="24"/>
+        </w:rPr>
+        <w:t>замен</w:t>
+      </w:r>
+      <w:r>
+        <w:rPr>
+          <w:sz w:val="24"/>
+          <w:szCs w:val="24"/>
+        </w:rPr>
+        <w:t>е</w:t>
+      </w:r>
+      <w:r>
+        <w:rPr>
+          <w:sz w:val="24"/>
+          <w:szCs w:val="24"/>
+        </w:rPr>
+        <w:t xml:space="preserve"> прибора учета на стороне {{voltage}}кВ.</w:t>
       </w:r>
     </w:p>
     <w:p>
@@ -2543,6 +2564,7 @@
           <w:bCs/>
           <w:sz w:val="24"/>
           <w:szCs w:val="24"/>
+          <w:lang w:val="en-US"/>
         </w:rPr>
       </w:pPr>
       <w:r>
@@ -2550,6 +2572,7 @@
           <w:bCs/>
           <w:sz w:val="24"/>
           <w:szCs w:val="24"/>
+          <w:lang w:val="en-US"/>
         </w:rPr>
         <w:t>{{/</w:t>
       </w:r>
@@ -2567,6 +2590,7 @@
           <w:bCs/>
           <w:sz w:val="24"/>
           <w:szCs w:val="24"/>
+          <w:lang w:val="en-US"/>
         </w:rPr>
         <w:t>_</w:t>
       </w:r>
@@ -2584,6 +2608,7 @@
           <w:bCs/>
           <w:sz w:val="24"/>
           <w:szCs w:val="24"/>
+          <w:lang w:val="en-US"/>
         </w:rPr>
         <w:t>}}</w:t>
       </w:r>
@@ -2594,6 +2619,7 @@
           <w:bCs/>
           <w:sz w:val="24"/>
           <w:szCs w:val="24"/>
+          <w:lang w:val="en-US"/>
         </w:rPr>
       </w:pPr>
     </w:p>
@@ -2823,7 +2849,33 @@
           <w:sz w:val="24"/>
           <w:szCs w:val="24"/>
         </w:rPr>
-        <w:t>Недоучет составил ≈ {{</w:t>
+        <w:t>Недоучет</w:t>
+      </w:r>
+      <w:r>
+        <w:rPr>
+          <w:bCs/>
+          <w:sz w:val="24"/>
+          <w:szCs w:val="24"/>
+          <w:lang w:val="en-US"/>
+        </w:rPr>
+        <w:t xml:space="preserve"> </w:t>
+      </w:r>
+      <w:r>
+        <w:rPr>
+          <w:bCs/>
+          <w:sz w:val="24"/>
+          <w:szCs w:val="24"/>
+        </w:rPr>
+        <w:t>составил</w:t>
+      </w:r>
+      <w:r>
+        <w:rPr>
+          <w:bCs/>
+          <w:sz w:val="24"/>
+          <w:szCs w:val="24"/>
+          <w:lang w:val="en-US"/>
+        </w:rPr>
+        <w:t xml:space="preserve"> ≈ {{</w:t>
       </w:r>
       <w:r>
         <w:rPr>
@@ -2839,6 +2891,7 @@
           <w:bCs/>
           <w:sz w:val="24"/>
           <w:szCs w:val="24"/>
+          <w:lang w:val="en-US"/>
         </w:rPr>
         <w:t>_</w:t>
       </w:r>
@@ -2856,14 +2909,41 @@
           <w:bCs/>
           <w:sz w:val="24"/>
           <w:szCs w:val="24"/>
-        </w:rPr>
-        <w:t>}} кВт∙ч</w:t>
-      </w:r>
-      <w:r>
-        <w:rPr>
-          <w:bCs/>
-          <w:sz w:val="24"/>
-          <w:szCs w:val="24"/>
+          <w:lang w:val="en-US"/>
+        </w:rPr>
+        <w:t xml:space="preserve">}} </w:t>
+      </w:r>
+      <w:r>
+        <w:rPr>
+          <w:bCs/>
+          <w:sz w:val="24"/>
+          <w:szCs w:val="24"/>
+        </w:rPr>
+        <w:t>кВт</w:t>
+      </w:r>
+      <w:r>
+        <w:rPr>
+          <w:bCs/>
+          <w:sz w:val="24"/>
+          <w:szCs w:val="24"/>
+          <w:lang w:val="en-US"/>
+        </w:rPr>
+        <w:t>∙</w:t>
+      </w:r>
+      <w:r>
+        <w:rPr>
+          <w:bCs/>
+          <w:sz w:val="24"/>
+          <w:szCs w:val="24"/>
+        </w:rPr>
+        <w:t>ч</w:t>
+      </w:r>
+      <w:r>
+        <w:rPr>
+          <w:bCs/>
+          <w:sz w:val="24"/>
+          <w:szCs w:val="24"/>
+          <w:lang w:val="en-US"/>
         </w:rPr>
         <w:t>.</w:t>
       </w:r>
@@ -2883,6 +2963,7 @@
           <w:bCs/>
           <w:sz w:val="24"/>
           <w:szCs w:val="24"/>
+          <w:lang w:val="en-US"/>
         </w:rPr>
       </w:pPr>
     </w:p>
@@ -2893,6 +2974,7 @@
         <w:rPr>
           <w:sz w:val="24"/>
           <w:szCs w:val="24"/>
+          <w:lang w:val="en-US"/>
         </w:rPr>
       </w:pPr>
       <w:r>
@@ -2908,12 +2990,14 @@
           <w:b/>
           <w:sz w:val="24"/>
           <w:szCs w:val="24"/>
+          <w:lang w:val="en-US"/>
         </w:rPr>
         <w:t>:</w:t>
       </w:r>
       <w:r>
         <w:rPr>
           <w:b/>
+          <w:lang w:val="en-US"/>
         </w:rPr>
         <w:t xml:space="preserve"> </w:t>
       </w:r>
@@ -2921,6 +3005,7 @@
         <w:rPr>
           <w:sz w:val="24"/>
           <w:szCs w:val="24"/>
+          <w:lang w:val="en-US"/>
         </w:rPr>
         <w:t>{{</w:t>
       </w:r>
@@ -2936,6 +3021,7 @@
         <w:rPr>
           <w:sz w:val="24"/>
           <w:szCs w:val="24"/>
+          <w:lang w:val="en-US"/>
         </w:rPr>
         <w:t>}} {{</w:t>
       </w:r>
@@ -2951,6 +3037,7 @@
         <w:rPr>
           <w:sz w:val="24"/>
           <w:szCs w:val="24"/>
+          <w:lang w:val="en-US"/>
         </w:rPr>
         <w:t xml:space="preserve">}} </w:t>
       </w:r>
@@ -2960,6 +3047,7 @@
         <w:rPr>
           <w:sz w:val="24"/>
           <w:szCs w:val="24"/>
+          <w:lang w:val="en-US"/>
         </w:rPr>
       </w:pPr>
     </w:p>

--- a/templates/act_replace_meter.docx
+++ b/templates/act_replace_meter.docx
@@ -702,12 +702,14 @@
             <w:pPr>
               <w:jc w:val="center"/>
               <w:rPr>
-                <w:sz w:val="20"/>
-              </w:rPr>
-            </w:pPr>
-            <w:r>
-              <w:rPr>
-                <w:sz w:val="20"/>
+                <w:sz w:val="24"/>
+                <w:szCs w:val="24"/>
+              </w:rPr>
+            </w:pPr>
+            <w:r>
+              <w:rPr>
+                <w:sz w:val="24"/>
+                <w:szCs w:val="24"/>
               </w:rPr>
               <w:t>Тип прибора учета</w:t>
             </w:r>
@@ -729,12 +731,14 @@
             <w:pPr>
               <w:jc w:val="center"/>
               <w:rPr>
-                <w:sz w:val="20"/>
-              </w:rPr>
-            </w:pPr>
-            <w:r>
-              <w:rPr>
-                <w:sz w:val="20"/>
+                <w:sz w:val="24"/>
+                <w:szCs w:val="24"/>
+              </w:rPr>
+            </w:pPr>
+            <w:r>
+              <w:rPr>
+                <w:sz w:val="24"/>
+                <w:szCs w:val="24"/>
               </w:rPr>
               <w:t>Заводской номер</w:t>
             </w:r>
@@ -757,12 +761,14 @@
             <w:pPr>
               <w:jc w:val="center"/>
               <w:rPr>
-                <w:sz w:val="20"/>
-              </w:rPr>
-            </w:pPr>
-            <w:r>
-              <w:rPr>
-                <w:sz w:val="20"/>
+                <w:sz w:val="24"/>
+                <w:szCs w:val="24"/>
+              </w:rPr>
+            </w:pPr>
+            <w:r>
+              <w:rPr>
+                <w:sz w:val="24"/>
+                <w:szCs w:val="24"/>
               </w:rPr>
               <w:t>Показания</w:t>
             </w:r>
@@ -784,12 +790,14 @@
             <w:pPr>
               <w:jc w:val="center"/>
               <w:rPr>
-                <w:sz w:val="20"/>
-              </w:rPr>
-            </w:pPr>
-            <w:r>
-              <w:rPr>
-                <w:sz w:val="20"/>
+                <w:sz w:val="24"/>
+                <w:szCs w:val="24"/>
+              </w:rPr>
+            </w:pPr>
+            <w:r>
+              <w:rPr>
+                <w:sz w:val="24"/>
+                <w:szCs w:val="24"/>
               </w:rPr>
               <w:t>Класс точности</w:t>
             </w:r>
@@ -811,12 +819,14 @@
             <w:pPr>
               <w:jc w:val="center"/>
               <w:rPr>
-                <w:sz w:val="20"/>
-              </w:rPr>
-            </w:pPr>
-            <w:r>
-              <w:rPr>
-                <w:sz w:val="20"/>
+                <w:sz w:val="24"/>
+                <w:szCs w:val="24"/>
+              </w:rPr>
+            </w:pPr>
+            <w:r>
+              <w:rPr>
+                <w:sz w:val="24"/>
+                <w:szCs w:val="24"/>
               </w:rPr>
               <w:t>Год поверки</w:t>
             </w:r>
@@ -1477,12 +1487,14 @@
             <w:pPr>
               <w:jc w:val="center"/>
               <w:rPr>
-                <w:sz w:val="20"/>
-              </w:rPr>
-            </w:pPr>
-            <w:r>
-              <w:rPr>
-                <w:sz w:val="20"/>
+                <w:sz w:val="24"/>
+                <w:szCs w:val="24"/>
+              </w:rPr>
+            </w:pPr>
+            <w:r>
+              <w:rPr>
+                <w:sz w:val="24"/>
+                <w:szCs w:val="24"/>
               </w:rPr>
               <w:t>Тип прибора учета</w:t>
             </w:r>
@@ -1504,12 +1516,14 @@
             <w:pPr>
               <w:jc w:val="center"/>
               <w:rPr>
-                <w:sz w:val="20"/>
-              </w:rPr>
-            </w:pPr>
-            <w:r>
-              <w:rPr>
-                <w:sz w:val="20"/>
+                <w:sz w:val="24"/>
+                <w:szCs w:val="24"/>
+              </w:rPr>
+            </w:pPr>
+            <w:r>
+              <w:rPr>
+                <w:sz w:val="24"/>
+                <w:szCs w:val="24"/>
               </w:rPr>
               <w:t>Заводской номер</w:t>
             </w:r>
@@ -1532,12 +1546,14 @@
             <w:pPr>
               <w:jc w:val="center"/>
               <w:rPr>
-                <w:sz w:val="20"/>
-              </w:rPr>
-            </w:pPr>
-            <w:r>
-              <w:rPr>
-                <w:sz w:val="20"/>
+                <w:sz w:val="24"/>
+                <w:szCs w:val="24"/>
+              </w:rPr>
+            </w:pPr>
+            <w:r>
+              <w:rPr>
+                <w:sz w:val="24"/>
+                <w:szCs w:val="24"/>
               </w:rPr>
               <w:t>Показания</w:t>
             </w:r>
@@ -1559,12 +1575,14 @@
             <w:pPr>
               <w:jc w:val="center"/>
               <w:rPr>
-                <w:sz w:val="20"/>
-              </w:rPr>
-            </w:pPr>
-            <w:r>
-              <w:rPr>
-                <w:sz w:val="20"/>
+                <w:sz w:val="24"/>
+                <w:szCs w:val="24"/>
+              </w:rPr>
+            </w:pPr>
+            <w:r>
+              <w:rPr>
+                <w:sz w:val="24"/>
+                <w:szCs w:val="24"/>
               </w:rPr>
               <w:t>Класс точности</w:t>
             </w:r>
@@ -1586,12 +1604,14 @@
             <w:pPr>
               <w:jc w:val="center"/>
               <w:rPr>
-                <w:sz w:val="20"/>
-              </w:rPr>
-            </w:pPr>
-            <w:r>
-              <w:rPr>
-                <w:sz w:val="20"/>
+                <w:sz w:val="24"/>
+                <w:szCs w:val="24"/>
+              </w:rPr>
+            </w:pPr>
+            <w:r>
+              <w:rPr>
+                <w:sz w:val="24"/>
+                <w:szCs w:val="24"/>
               </w:rPr>
               <w:t>Год поверки</w:t>
             </w:r>
@@ -3063,6 +3083,7 @@
           <w:sz w:val="24"/>
           <w:szCs w:val="24"/>
         </w:rPr>
+        <w:lastRenderedPageBreak/>
         <w:t>Клеммная крышка прибора учета опломбирована пломбами: {{seal_number}}</w:t>
       </w:r>
     </w:p>

--- a/templates/act_replace_meter.docx
+++ b/templates/act_replace_meter.docx
@@ -147,6 +147,7 @@
                       <w:szCs w:val="18"/>
                     </w:rPr>
                   </w:pPr>
+                  <w:proofErr w:type="gramStart"/>
                   <w:r>
                     <w:rPr>
                       <w:b/>
@@ -154,7 +155,17 @@
                       <w:sz w:val="18"/>
                       <w:szCs w:val="18"/>
                     </w:rPr>
-                    <w:t>110010  г. Костанай,</w:t>
+                    <w:t>110010  г.</w:t>
+                  </w:r>
+                  <w:proofErr w:type="gramEnd"/>
+                  <w:r>
+                    <w:rPr>
+                      <w:b/>
+                      <w:bCs/>
+                      <w:sz w:val="18"/>
+                      <w:szCs w:val="18"/>
+                    </w:rPr>
+                    <w:t xml:space="preserve"> Костанай,</w:t>
                   </w:r>
                 </w:p>
                 <w:p>
@@ -302,7 +313,25 @@
                       <w:sz w:val="24"/>
                       <w:szCs w:val="24"/>
                     </w:rPr>
-                    <w:t>ПС {{substation_name}}</w:t>
+                    <w:t>ПС {{</w:t>
+                  </w:r>
+                  <w:proofErr w:type="spellStart"/>
+                  <w:r>
+                    <w:rPr>
+                      <w:b/>
+                      <w:sz w:val="24"/>
+                      <w:szCs w:val="24"/>
+                    </w:rPr>
+                    <w:t>substation_name</w:t>
+                  </w:r>
+                  <w:proofErr w:type="spellEnd"/>
+                  <w:r>
+                    <w:rPr>
+                      <w:b/>
+                      <w:sz w:val="24"/>
+                      <w:szCs w:val="24"/>
+                    </w:rPr>
+                    <w:t>}}</w:t>
                   </w:r>
                 </w:p>
                 <w:p>
@@ -321,7 +350,25 @@
                       <w:sz w:val="24"/>
                       <w:szCs w:val="24"/>
                     </w:rPr>
-                    <w:t>{{area_name}}</w:t>
+                    <w:t>{{</w:t>
+                  </w:r>
+                  <w:proofErr w:type="spellStart"/>
+                  <w:r>
+                    <w:rPr>
+                      <w:b/>
+                      <w:sz w:val="24"/>
+                      <w:szCs w:val="24"/>
+                    </w:rPr>
+                    <w:t>area_name</w:t>
+                  </w:r>
+                  <w:proofErr w:type="spellEnd"/>
+                  <w:r>
+                    <w:rPr>
+                      <w:b/>
+                      <w:sz w:val="24"/>
+                      <w:szCs w:val="24"/>
+                    </w:rPr>
+                    <w:t>}}</w:t>
                   </w:r>
                 </w:p>
                 <w:p>
@@ -424,7 +471,55 @@
           <w:sz w:val="24"/>
           <w:szCs w:val="24"/>
         </w:rPr>
-        <w:t>“{{day}}” {{month}} {{year}} год</w:t>
+        <w:t>“{{</w:t>
+      </w:r>
+      <w:proofErr w:type="spellStart"/>
+      <w:r>
+        <w:rPr>
+          <w:sz w:val="24"/>
+          <w:szCs w:val="24"/>
+        </w:rPr>
+        <w:t>day</w:t>
+      </w:r>
+      <w:proofErr w:type="spellEnd"/>
+      <w:r>
+        <w:rPr>
+          <w:sz w:val="24"/>
+          <w:szCs w:val="24"/>
+        </w:rPr>
+        <w:t>}}” {{</w:t>
+      </w:r>
+      <w:proofErr w:type="spellStart"/>
+      <w:r>
+        <w:rPr>
+          <w:sz w:val="24"/>
+          <w:szCs w:val="24"/>
+        </w:rPr>
+        <w:t>month</w:t>
+      </w:r>
+      <w:proofErr w:type="spellEnd"/>
+      <w:r>
+        <w:rPr>
+          <w:sz w:val="24"/>
+          <w:szCs w:val="24"/>
+        </w:rPr>
+        <w:t>}} {{</w:t>
+      </w:r>
+      <w:proofErr w:type="spellStart"/>
+      <w:r>
+        <w:rPr>
+          <w:sz w:val="24"/>
+          <w:szCs w:val="24"/>
+        </w:rPr>
+        <w:t>year</w:t>
+      </w:r>
+      <w:proofErr w:type="spellEnd"/>
+      <w:r>
+        <w:rPr>
+          <w:sz w:val="24"/>
+          <w:szCs w:val="24"/>
+        </w:rPr>
+        <w:t>}} год</w:t>
       </w:r>
     </w:p>
     <w:p>
@@ -440,7 +535,55 @@
           <w:sz w:val="24"/>
           <w:szCs w:val="24"/>
         </w:rPr>
-        <w:t>{{#with_representatives}}Представитель ТОО «Межрегионэнерготранзит» {{employee_position}} {{employee_name}}{{/with_representatives}}</w:t>
+        <w:t>{{#with_representatives}}Представитель ТОО «Межрегионэнерготранзит» {{</w:t>
+      </w:r>
+      <w:proofErr w:type="spellStart"/>
+      <w:r>
+        <w:rPr>
+          <w:sz w:val="24"/>
+          <w:szCs w:val="24"/>
+        </w:rPr>
+        <w:t>employee_position</w:t>
+      </w:r>
+      <w:proofErr w:type="spellEnd"/>
+      <w:r>
+        <w:rPr>
+          <w:sz w:val="24"/>
+          <w:szCs w:val="24"/>
+        </w:rPr>
+        <w:t>}} {{</w:t>
+      </w:r>
+      <w:proofErr w:type="spellStart"/>
+      <w:r>
+        <w:rPr>
+          <w:sz w:val="24"/>
+          <w:szCs w:val="24"/>
+        </w:rPr>
+        <w:t>employee_name</w:t>
+      </w:r>
+      <w:proofErr w:type="spellEnd"/>
+      <w:r>
+        <w:rPr>
+          <w:sz w:val="24"/>
+          <w:szCs w:val="24"/>
+        </w:rPr>
+        <w:t>}}{{/</w:t>
+      </w:r>
+      <w:proofErr w:type="spellStart"/>
+      <w:r>
+        <w:rPr>
+          <w:sz w:val="24"/>
+          <w:szCs w:val="24"/>
+        </w:rPr>
+        <w:t>with_representatives</w:t>
+      </w:r>
+      <w:proofErr w:type="spellEnd"/>
+      <w:r>
+        <w:rPr>
+          <w:sz w:val="24"/>
+          <w:szCs w:val="24"/>
+        </w:rPr>
+        <w:t>}}</w:t>
       </w:r>
     </w:p>
     <w:p>
@@ -458,7 +601,16 @@
           <w:szCs w:val="24"/>
           <w:lang w:val="en-US"/>
         </w:rPr>
-        <w:t>{{#with_representatives}}</w:t>
+        <w:t>{{#with_representatives</w:t>
+      </w:r>
+      <w:proofErr w:type="gramStart"/>
+      <w:r>
+        <w:rPr>
+          <w:sz w:val="24"/>
+          <w:szCs w:val="24"/>
+          <w:lang w:val="en-US"/>
+        </w:rPr>
+        <w:t>}}</w:t>
       </w:r>
       <w:r>
         <w:rPr>
@@ -467,6 +619,7 @@
         </w:rPr>
         <w:t>В</w:t>
       </w:r>
+      <w:proofErr w:type="gramEnd"/>
       <w:r>
         <w:rPr>
           <w:sz w:val="24"/>
@@ -503,7 +656,25 @@
           <w:szCs w:val="24"/>
           <w:lang w:val="en-US"/>
         </w:rPr>
-        <w:t>: {{/with_representatives}}</w:t>
+        <w:t>: {{/</w:t>
+      </w:r>
+      <w:proofErr w:type="spellStart"/>
+      <w:r>
+        <w:rPr>
+          <w:sz w:val="24"/>
+          <w:szCs w:val="24"/>
+          <w:lang w:val="en-US"/>
+        </w:rPr>
+        <w:t>with_representatives</w:t>
+      </w:r>
+      <w:proofErr w:type="spellEnd"/>
+      <w:r>
+        <w:rPr>
+          <w:sz w:val="24"/>
+          <w:szCs w:val="24"/>
+          <w:lang w:val="en-US"/>
+        </w:rPr>
+        <w:t>}}</w:t>
       </w:r>
     </w:p>
     <w:p>
@@ -521,7 +692,89 @@
           <w:szCs w:val="24"/>
           <w:lang w:val="en-US"/>
         </w:rPr>
-        <w:t>{{#representatives_top}}{{representative_organization}} {{representative_position}} {{representative_name}}{{/representatives_top}}</w:t>
+        <w:t>{{#representatives_top</w:t>
+      </w:r>
+      <w:proofErr w:type="gramStart"/>
+      <w:r>
+        <w:rPr>
+          <w:sz w:val="24"/>
+          <w:szCs w:val="24"/>
+          <w:lang w:val="en-US"/>
+        </w:rPr>
+        <w:t>}}{</w:t>
+      </w:r>
+      <w:proofErr w:type="gramEnd"/>
+      <w:r>
+        <w:rPr>
+          <w:sz w:val="24"/>
+          <w:szCs w:val="24"/>
+          <w:lang w:val="en-US"/>
+        </w:rPr>
+        <w:t>{representative_organization}} {{</w:t>
+      </w:r>
+      <w:proofErr w:type="spellStart"/>
+      <w:r>
+        <w:rPr>
+          <w:sz w:val="24"/>
+          <w:szCs w:val="24"/>
+          <w:lang w:val="en-US"/>
+        </w:rPr>
+        <w:t>representative_position</w:t>
+      </w:r>
+      <w:proofErr w:type="spellEnd"/>
+      <w:r>
+        <w:rPr>
+          <w:sz w:val="24"/>
+          <w:szCs w:val="24"/>
+          <w:lang w:val="en-US"/>
+        </w:rPr>
+        <w:t>}} {{</w:t>
+      </w:r>
+      <w:proofErr w:type="spellStart"/>
+      <w:r>
+        <w:rPr>
+          <w:sz w:val="24"/>
+          <w:szCs w:val="24"/>
+          <w:lang w:val="en-US"/>
+        </w:rPr>
+        <w:t>representative_name</w:t>
+      </w:r>
+      <w:proofErr w:type="spellEnd"/>
+      <w:proofErr w:type="gramStart"/>
+      <w:r>
+        <w:rPr>
+          <w:sz w:val="24"/>
+          <w:szCs w:val="24"/>
+          <w:lang w:val="en-US"/>
+        </w:rPr>
+        <w:t>}}{</w:t>
+      </w:r>
+      <w:proofErr w:type="gramEnd"/>
+      <w:r>
+        <w:rPr>
+          <w:sz w:val="24"/>
+          <w:szCs w:val="24"/>
+          <w:lang w:val="en-US"/>
+        </w:rPr>
+        <w:t>{/</w:t>
+      </w:r>
+      <w:proofErr w:type="spellStart"/>
+      <w:r>
+        <w:rPr>
+          <w:sz w:val="24"/>
+          <w:szCs w:val="24"/>
+          <w:lang w:val="en-US"/>
+        </w:rPr>
+        <w:t>representatives_top</w:t>
+      </w:r>
+      <w:proofErr w:type="spellEnd"/>
+      <w:r>
+        <w:rPr>
+          <w:sz w:val="24"/>
+          <w:szCs w:val="24"/>
+          <w:lang w:val="en-US"/>
+        </w:rPr>
+        <w:t>}}</w:t>
       </w:r>
     </w:p>
     <w:p>
@@ -537,7 +790,23 @@
           <w:sz w:val="24"/>
           <w:szCs w:val="24"/>
         </w:rPr>
-        <w:t>Произведена {{work_schedule_type}}</w:t>
+        <w:t>Произведена {{</w:t>
+      </w:r>
+      <w:proofErr w:type="spellStart"/>
+      <w:r>
+        <w:rPr>
+          <w:sz w:val="24"/>
+          <w:szCs w:val="24"/>
+        </w:rPr>
+        <w:t>work_schedule_type</w:t>
+      </w:r>
+      <w:proofErr w:type="spellEnd"/>
+      <w:r>
+        <w:rPr>
+          <w:sz w:val="24"/>
+          <w:szCs w:val="24"/>
+        </w:rPr>
+        <w:t>}}</w:t>
       </w:r>
       <w:r>
         <w:rPr>
@@ -572,8 +841,42 @@
           <w:sz w:val="24"/>
           <w:szCs w:val="24"/>
         </w:rPr>
-        <w:t xml:space="preserve"> прибора учета на стороне {{voltage}}кВ.</w:t>
-      </w:r>
+        <w:t xml:space="preserve"> прибора учета на стороне {{</w:t>
+      </w:r>
+      <w:proofErr w:type="spellStart"/>
+      <w:r>
+        <w:rPr>
+          <w:sz w:val="24"/>
+          <w:szCs w:val="24"/>
+        </w:rPr>
+        <w:t>voltage</w:t>
+      </w:r>
+      <w:proofErr w:type="spellEnd"/>
+      <w:proofErr w:type="gramStart"/>
+      <w:r>
+        <w:rPr>
+          <w:sz w:val="24"/>
+          <w:szCs w:val="24"/>
+        </w:rPr>
+        <w:t>}}</w:t>
+      </w:r>
+      <w:proofErr w:type="spellStart"/>
+      <w:r>
+        <w:rPr>
+          <w:sz w:val="24"/>
+          <w:szCs w:val="24"/>
+        </w:rPr>
+        <w:t>кВ</w:t>
+      </w:r>
+      <w:proofErr w:type="gramEnd"/>
+      <w:r>
+        <w:rPr>
+          <w:sz w:val="24"/>
+          <w:szCs w:val="24"/>
+        </w:rPr>
+        <w:t>.</w:t>
+      </w:r>
+      <w:proofErr w:type="spellEnd"/>
     </w:p>
     <w:p>
       <w:pPr>
@@ -612,11 +915,31 @@
           <w:szCs w:val="24"/>
           <w:lang w:val="en-US"/>
         </w:rPr>
-        <w:t>{{connection_name}}</w:t>
-      </w:r>
+        <w:t>{{</w:t>
+      </w:r>
+      <w:proofErr w:type="spellStart"/>
       <w:r>
         <w:rPr>
           <w:b/>
+          <w:sz w:val="24"/>
+          <w:szCs w:val="24"/>
+          <w:lang w:val="en-US"/>
+        </w:rPr>
+        <w:t>connection_name</w:t>
+      </w:r>
+      <w:proofErr w:type="spellEnd"/>
+      <w:r>
+        <w:rPr>
+          <w:b/>
+          <w:sz w:val="24"/>
+          <w:szCs w:val="24"/>
+          <w:lang w:val="en-US"/>
+        </w:rPr>
+        <w:t>}}</w:t>
+      </w:r>
+      <w:r>
+        <w:rPr>
+          <w:b/>
           <w:bCs/>
           <w:sz w:val="24"/>
           <w:szCs w:val="24"/>
@@ -624,6 +947,7 @@
         </w:rPr>
         <w:tab/>
       </w:r>
+      <w:proofErr w:type="spellStart"/>
       <w:r>
         <w:rPr>
           <w:b/>
@@ -633,6 +957,7 @@
         </w:rPr>
         <w:t>Ктт</w:t>
       </w:r>
+      <w:proofErr w:type="spellEnd"/>
       <w:r>
         <w:rPr>
           <w:b/>
@@ -641,7 +966,29 @@
           <w:szCs w:val="24"/>
           <w:lang w:val="en-US"/>
         </w:rPr>
-        <w:t>={{ct_ratio}}</w:t>
+        <w:t>={{</w:t>
+      </w:r>
+      <w:proofErr w:type="spellStart"/>
+      <w:r>
+        <w:rPr>
+          <w:b/>
+          <w:bCs/>
+          <w:sz w:val="24"/>
+          <w:szCs w:val="24"/>
+          <w:lang w:val="en-US"/>
+        </w:rPr>
+        <w:t>ct_ratio</w:t>
+      </w:r>
+      <w:proofErr w:type="spellEnd"/>
+      <w:r>
+        <w:rPr>
+          <w:b/>
+          <w:bCs/>
+          <w:sz w:val="24"/>
+          <w:szCs w:val="24"/>
+          <w:lang w:val="en-US"/>
+        </w:rPr>
+        <w:t>}}</w:t>
       </w:r>
     </w:p>
     <w:p>
@@ -678,12 +1025,12 @@
         <w:tblLook w:val="01E0" w:firstRow="1" w:lastRow="1" w:firstColumn="1" w:lastColumn="1" w:noHBand="0" w:noVBand="0"/>
       </w:tblPr>
       <w:tblGrid>
-        <w:gridCol w:w="2191"/>
-        <w:gridCol w:w="2191"/>
-        <w:gridCol w:w="657"/>
-        <w:gridCol w:w="2047"/>
-        <w:gridCol w:w="1939"/>
-        <w:gridCol w:w="1727"/>
+        <w:gridCol w:w="2149"/>
+        <w:gridCol w:w="2149"/>
+        <w:gridCol w:w="687"/>
+        <w:gridCol w:w="2170"/>
+        <w:gridCol w:w="1902"/>
+        <w:gridCol w:w="1695"/>
       </w:tblGrid>
       <w:tr>
         <w:tc>
@@ -860,8 +1207,16 @@
               <w:rPr>
                 <w:lang w:val="en-US"/>
               </w:rPr>
-              <w:t>{{removed_meter_name</w:t>
-            </w:r>
+              <w:t>{{</w:t>
+            </w:r>
+            <w:proofErr w:type="spellStart"/>
+            <w:r>
+              <w:rPr>
+                <w:lang w:val="en-US"/>
+              </w:rPr>
+              <w:t>removed_meter_name</w:t>
+            </w:r>
+            <w:proofErr w:type="spellEnd"/>
             <w:r>
               <w:rPr>
                 <w:lang w:val="en-US"/>
@@ -894,7 +1249,21 @@
               <w:rPr>
                 <w:lang w:val="en-US"/>
               </w:rPr>
-              <w:t>{{removed_meter_serial}}</w:t>
+              <w:t>{{</w:t>
+            </w:r>
+            <w:proofErr w:type="spellStart"/>
+            <w:r>
+              <w:rPr>
+                <w:lang w:val="en-US"/>
+              </w:rPr>
+              <w:t>removed_meter_serial</w:t>
+            </w:r>
+            <w:proofErr w:type="spellEnd"/>
+            <w:r>
+              <w:rPr>
+                <w:lang w:val="en-US"/>
+              </w:rPr>
+              <w:t>}}</w:t>
             </w:r>
           </w:p>
         </w:tc>
@@ -912,14 +1281,14 @@
           <w:p>
             <w:pPr>
               <w:rPr>
-                <w:sz w:val="22"/>
-                <w:szCs w:val="22"/>
+                <w:sz w:val="24"/>
+                <w:szCs w:val="24"/>
               </w:rPr>
             </w:pPr>
             <w:r>
               <w:rPr>
-                <w:sz w:val="22"/>
-                <w:szCs w:val="22"/>
+                <w:sz w:val="24"/>
+                <w:szCs w:val="24"/>
               </w:rPr>
               <w:t>А(отд.)</w:t>
             </w:r>
@@ -939,30 +1308,39 @@
           <w:p>
             <w:pPr>
               <w:rPr>
-                <w:sz w:val="22"/>
-                <w:szCs w:val="22"/>
+                <w:sz w:val="24"/>
+                <w:szCs w:val="24"/>
               </w:rPr>
             </w:pPr>
             <w:r>
               <w:rPr>
-                <w:sz w:val="22"/>
-                <w:szCs w:val="22"/>
+                <w:sz w:val="24"/>
+                <w:szCs w:val="24"/>
               </w:rPr>
               <w:t>{{</w:t>
             </w:r>
-            <w:r>
-              <w:rPr>
-                <w:sz w:val="22"/>
-                <w:szCs w:val="22"/>
+            <w:proofErr w:type="spellStart"/>
+            <w:r>
+              <w:rPr>
+                <w:sz w:val="24"/>
+                <w:szCs w:val="24"/>
               </w:rPr>
               <w:t>removed_</w:t>
             </w:r>
             <w:r>
               <w:rPr>
-                <w:sz w:val="22"/>
-                <w:szCs w:val="22"/>
-              </w:rPr>
-              <w:t>reading_a_plus}}</w:t>
+                <w:sz w:val="24"/>
+                <w:szCs w:val="24"/>
+              </w:rPr>
+              <w:t>reading_a_plus</w:t>
+            </w:r>
+            <w:proofErr w:type="spellEnd"/>
+            <w:r>
+              <w:rPr>
+                <w:sz w:val="24"/>
+                <w:szCs w:val="24"/>
+              </w:rPr>
+              <w:t>}}</w:t>
             </w:r>
           </w:p>
         </w:tc>
@@ -986,11 +1364,16 @@
             <w:r>
               <w:t>{{</w:t>
             </w:r>
+            <w:proofErr w:type="spellStart"/>
             <w:r>
               <w:t>removed_</w:t>
             </w:r>
             <w:r>
-              <w:t>accuracy}}</w:t>
+              <w:t>accuracy</w:t>
+            </w:r>
+            <w:proofErr w:type="spellEnd"/>
+            <w:r>
+              <w:t>}}</w:t>
             </w:r>
           </w:p>
         </w:tc>
@@ -1014,11 +1397,16 @@
             <w:r>
               <w:t>{{</w:t>
             </w:r>
+            <w:proofErr w:type="spellStart"/>
             <w:r>
               <w:t>removed_</w:t>
             </w:r>
             <w:r>
-              <w:t>verify}}</w:t>
+              <w:t>verify</w:t>
+            </w:r>
+            <w:proofErr w:type="spellEnd"/>
+            <w:r>
+              <w:t>}}</w:t>
             </w:r>
           </w:p>
         </w:tc>
@@ -1071,14 +1459,14 @@
           <w:p>
             <w:pPr>
               <w:rPr>
-                <w:sz w:val="22"/>
-                <w:szCs w:val="22"/>
+                <w:sz w:val="24"/>
+                <w:szCs w:val="24"/>
               </w:rPr>
             </w:pPr>
             <w:r>
               <w:rPr>
-                <w:sz w:val="22"/>
-                <w:szCs w:val="22"/>
+                <w:sz w:val="24"/>
+                <w:szCs w:val="24"/>
               </w:rPr>
               <w:t>А(пр.)</w:t>
             </w:r>
@@ -1098,30 +1486,39 @@
           <w:p>
             <w:pPr>
               <w:rPr>
-                <w:sz w:val="22"/>
-                <w:szCs w:val="22"/>
+                <w:sz w:val="24"/>
+                <w:szCs w:val="24"/>
               </w:rPr>
             </w:pPr>
             <w:r>
               <w:rPr>
-                <w:sz w:val="22"/>
-                <w:szCs w:val="22"/>
+                <w:sz w:val="24"/>
+                <w:szCs w:val="24"/>
               </w:rPr>
               <w:t>{{</w:t>
             </w:r>
-            <w:r>
-              <w:rPr>
-                <w:sz w:val="22"/>
-                <w:szCs w:val="22"/>
+            <w:proofErr w:type="spellStart"/>
+            <w:r>
+              <w:rPr>
+                <w:sz w:val="24"/>
+                <w:szCs w:val="24"/>
               </w:rPr>
               <w:t>removed_</w:t>
             </w:r>
             <w:r>
               <w:rPr>
-                <w:sz w:val="22"/>
-                <w:szCs w:val="22"/>
-              </w:rPr>
-              <w:t>reading_a_minus}}</w:t>
+                <w:sz w:val="24"/>
+                <w:szCs w:val="24"/>
+              </w:rPr>
+              <w:t>reading_a_minus</w:t>
+            </w:r>
+            <w:proofErr w:type="spellEnd"/>
+            <w:r>
+              <w:rPr>
+                <w:sz w:val="24"/>
+                <w:szCs w:val="24"/>
+              </w:rPr>
+              <w:t>}}</w:t>
             </w:r>
           </w:p>
         </w:tc>
@@ -1204,14 +1601,14 @@
           <w:p>
             <w:pPr>
               <w:rPr>
-                <w:sz w:val="22"/>
-                <w:szCs w:val="22"/>
+                <w:sz w:val="24"/>
+                <w:szCs w:val="24"/>
               </w:rPr>
             </w:pPr>
             <w:r>
               <w:rPr>
-                <w:sz w:val="22"/>
-                <w:szCs w:val="22"/>
+                <w:sz w:val="24"/>
+                <w:szCs w:val="24"/>
               </w:rPr>
               <w:t>R(отд.)</w:t>
             </w:r>
@@ -1231,30 +1628,39 @@
           <w:p>
             <w:pPr>
               <w:rPr>
-                <w:sz w:val="22"/>
-                <w:szCs w:val="22"/>
+                <w:sz w:val="24"/>
+                <w:szCs w:val="24"/>
               </w:rPr>
             </w:pPr>
             <w:r>
               <w:rPr>
-                <w:sz w:val="22"/>
-                <w:szCs w:val="22"/>
+                <w:sz w:val="24"/>
+                <w:szCs w:val="24"/>
               </w:rPr>
               <w:t>{{</w:t>
             </w:r>
-            <w:r>
-              <w:rPr>
-                <w:sz w:val="22"/>
-                <w:szCs w:val="22"/>
+            <w:proofErr w:type="spellStart"/>
+            <w:r>
+              <w:rPr>
+                <w:sz w:val="24"/>
+                <w:szCs w:val="24"/>
               </w:rPr>
               <w:t>removed_</w:t>
             </w:r>
             <w:r>
               <w:rPr>
-                <w:sz w:val="22"/>
-                <w:szCs w:val="22"/>
-              </w:rPr>
-              <w:t>reading_r_plus}}</w:t>
+                <w:sz w:val="24"/>
+                <w:szCs w:val="24"/>
+              </w:rPr>
+              <w:t>reading_r_plus</w:t>
+            </w:r>
+            <w:proofErr w:type="spellEnd"/>
+            <w:r>
+              <w:rPr>
+                <w:sz w:val="24"/>
+                <w:szCs w:val="24"/>
+              </w:rPr>
+              <w:t>}}</w:t>
             </w:r>
           </w:p>
         </w:tc>
@@ -1337,14 +1743,14 @@
           <w:p>
             <w:pPr>
               <w:rPr>
-                <w:sz w:val="22"/>
-                <w:szCs w:val="22"/>
+                <w:sz w:val="24"/>
+                <w:szCs w:val="24"/>
               </w:rPr>
             </w:pPr>
             <w:r>
               <w:rPr>
-                <w:sz w:val="22"/>
-                <w:szCs w:val="22"/>
+                <w:sz w:val="24"/>
+                <w:szCs w:val="24"/>
               </w:rPr>
               <w:t>R(пр.)</w:t>
             </w:r>
@@ -1364,30 +1770,39 @@
           <w:p>
             <w:pPr>
               <w:rPr>
-                <w:sz w:val="22"/>
-                <w:szCs w:val="22"/>
+                <w:sz w:val="24"/>
+                <w:szCs w:val="24"/>
               </w:rPr>
             </w:pPr>
             <w:r>
               <w:rPr>
-                <w:sz w:val="22"/>
-                <w:szCs w:val="22"/>
+                <w:sz w:val="24"/>
+                <w:szCs w:val="24"/>
               </w:rPr>
               <w:t>{{</w:t>
             </w:r>
-            <w:r>
-              <w:rPr>
-                <w:sz w:val="22"/>
-                <w:szCs w:val="22"/>
+            <w:proofErr w:type="spellStart"/>
+            <w:r>
+              <w:rPr>
+                <w:sz w:val="24"/>
+                <w:szCs w:val="24"/>
               </w:rPr>
               <w:t>removed_</w:t>
             </w:r>
             <w:r>
               <w:rPr>
-                <w:sz w:val="22"/>
-                <w:szCs w:val="22"/>
-              </w:rPr>
-              <w:t>reading_r_minus}}</w:t>
+                <w:sz w:val="24"/>
+                <w:szCs w:val="24"/>
+              </w:rPr>
+              <w:t>reading_r_minus</w:t>
+            </w:r>
+            <w:proofErr w:type="spellEnd"/>
+            <w:r>
+              <w:rPr>
+                <w:sz w:val="24"/>
+                <w:szCs w:val="24"/>
+              </w:rPr>
+              <w:t>}}</w:t>
             </w:r>
           </w:p>
         </w:tc>
@@ -1463,12 +1878,12 @@
         <w:tblLook w:val="01E0" w:firstRow="1" w:lastRow="1" w:firstColumn="1" w:lastColumn="1" w:noHBand="0" w:noVBand="0"/>
       </w:tblPr>
       <w:tblGrid>
-        <w:gridCol w:w="2192"/>
-        <w:gridCol w:w="2191"/>
-        <w:gridCol w:w="662"/>
-        <w:gridCol w:w="2049"/>
-        <w:gridCol w:w="1936"/>
-        <w:gridCol w:w="1722"/>
+        <w:gridCol w:w="2149"/>
+        <w:gridCol w:w="2149"/>
+        <w:gridCol w:w="692"/>
+        <w:gridCol w:w="2173"/>
+        <w:gridCol w:w="1899"/>
+        <w:gridCol w:w="1690"/>
       </w:tblGrid>
       <w:tr>
         <w:tc>
@@ -1648,8 +2063,13 @@
               </w:rPr>
               <w:t>installed_</w:t>
             </w:r>
-            <w:r>
-              <w:t>meter_name}}</w:t>
+            <w:proofErr w:type="spellStart"/>
+            <w:r>
+              <w:t>meter_name</w:t>
+            </w:r>
+            <w:proofErr w:type="spellEnd"/>
+            <w:r>
+              <w:t>}}</w:t>
             </w:r>
           </w:p>
         </w:tc>
@@ -1673,11 +2093,16 @@
             <w:r>
               <w:t>{{</w:t>
             </w:r>
+            <w:proofErr w:type="spellStart"/>
             <w:r>
               <w:t>installed_</w:t>
             </w:r>
             <w:r>
-              <w:t>meter_serial}}</w:t>
+              <w:t>meter_serial</w:t>
+            </w:r>
+            <w:proofErr w:type="spellEnd"/>
+            <w:r>
+              <w:t>}}</w:t>
             </w:r>
           </w:p>
         </w:tc>
@@ -1695,14 +2120,14 @@
           <w:p>
             <w:pPr>
               <w:rPr>
-                <w:sz w:val="22"/>
-                <w:szCs w:val="22"/>
+                <w:sz w:val="24"/>
+                <w:szCs w:val="24"/>
               </w:rPr>
             </w:pPr>
             <w:r>
               <w:rPr>
-                <w:sz w:val="22"/>
-                <w:szCs w:val="22"/>
+                <w:sz w:val="24"/>
+                <w:szCs w:val="24"/>
               </w:rPr>
               <w:t>А(отд.)</w:t>
             </w:r>
@@ -1722,30 +2147,39 @@
           <w:p>
             <w:pPr>
               <w:rPr>
-                <w:sz w:val="22"/>
-                <w:szCs w:val="22"/>
+                <w:sz w:val="24"/>
+                <w:szCs w:val="24"/>
               </w:rPr>
             </w:pPr>
             <w:r>
               <w:rPr>
-                <w:sz w:val="22"/>
-                <w:szCs w:val="22"/>
+                <w:sz w:val="24"/>
+                <w:szCs w:val="24"/>
               </w:rPr>
               <w:t>{{</w:t>
             </w:r>
-            <w:r>
-              <w:rPr>
-                <w:sz w:val="22"/>
-                <w:szCs w:val="22"/>
+            <w:proofErr w:type="spellStart"/>
+            <w:r>
+              <w:rPr>
+                <w:sz w:val="24"/>
+                <w:szCs w:val="24"/>
               </w:rPr>
               <w:t>installed_</w:t>
             </w:r>
             <w:r>
               <w:rPr>
-                <w:sz w:val="22"/>
-                <w:szCs w:val="22"/>
-              </w:rPr>
-              <w:t>reading_a_plus}}</w:t>
+                <w:sz w:val="24"/>
+                <w:szCs w:val="24"/>
+              </w:rPr>
+              <w:t>reading_a_plus</w:t>
+            </w:r>
+            <w:proofErr w:type="spellEnd"/>
+            <w:r>
+              <w:rPr>
+                <w:sz w:val="24"/>
+                <w:szCs w:val="24"/>
+              </w:rPr>
+              <w:t>}}</w:t>
             </w:r>
           </w:p>
         </w:tc>
@@ -1769,11 +2203,16 @@
             <w:r>
               <w:t>{{</w:t>
             </w:r>
+            <w:proofErr w:type="spellStart"/>
             <w:r>
               <w:t>installed_</w:t>
             </w:r>
             <w:r>
-              <w:t>accuracy}}</w:t>
+              <w:t>accuracy</w:t>
+            </w:r>
+            <w:proofErr w:type="spellEnd"/>
+            <w:r>
+              <w:t>}}</w:t>
             </w:r>
           </w:p>
         </w:tc>
@@ -1797,11 +2236,16 @@
             <w:r>
               <w:t>{{</w:t>
             </w:r>
+            <w:proofErr w:type="spellStart"/>
             <w:r>
               <w:t>installed_</w:t>
             </w:r>
             <w:r>
-              <w:t>verify}}</w:t>
+              <w:t>verify</w:t>
+            </w:r>
+            <w:proofErr w:type="spellEnd"/>
+            <w:r>
+              <w:t>}}</w:t>
             </w:r>
           </w:p>
         </w:tc>
@@ -1854,14 +2298,14 @@
           <w:p>
             <w:pPr>
               <w:rPr>
-                <w:sz w:val="22"/>
-                <w:szCs w:val="22"/>
+                <w:sz w:val="24"/>
+                <w:szCs w:val="24"/>
               </w:rPr>
             </w:pPr>
             <w:r>
               <w:rPr>
-                <w:sz w:val="22"/>
-                <w:szCs w:val="22"/>
+                <w:sz w:val="24"/>
+                <w:szCs w:val="24"/>
               </w:rPr>
               <w:t>А(пр.)</w:t>
             </w:r>
@@ -1881,30 +2325,39 @@
           <w:p>
             <w:pPr>
               <w:rPr>
-                <w:sz w:val="22"/>
-                <w:szCs w:val="22"/>
+                <w:sz w:val="24"/>
+                <w:szCs w:val="24"/>
               </w:rPr>
             </w:pPr>
             <w:r>
               <w:rPr>
-                <w:sz w:val="22"/>
-                <w:szCs w:val="22"/>
+                <w:sz w:val="24"/>
+                <w:szCs w:val="24"/>
               </w:rPr>
               <w:t>{{</w:t>
             </w:r>
-            <w:r>
-              <w:rPr>
-                <w:sz w:val="22"/>
-                <w:szCs w:val="22"/>
+            <w:proofErr w:type="spellStart"/>
+            <w:r>
+              <w:rPr>
+                <w:sz w:val="24"/>
+                <w:szCs w:val="24"/>
               </w:rPr>
               <w:t>installed_</w:t>
             </w:r>
             <w:r>
               <w:rPr>
-                <w:sz w:val="22"/>
-                <w:szCs w:val="22"/>
-              </w:rPr>
-              <w:t>reading_a_minus}}</w:t>
+                <w:sz w:val="24"/>
+                <w:szCs w:val="24"/>
+              </w:rPr>
+              <w:t>reading_a_minus</w:t>
+            </w:r>
+            <w:proofErr w:type="spellEnd"/>
+            <w:r>
+              <w:rPr>
+                <w:sz w:val="24"/>
+                <w:szCs w:val="24"/>
+              </w:rPr>
+              <w:t>}}</w:t>
             </w:r>
           </w:p>
         </w:tc>
@@ -1987,14 +2440,14 @@
           <w:p>
             <w:pPr>
               <w:rPr>
-                <w:sz w:val="22"/>
-                <w:szCs w:val="22"/>
+                <w:sz w:val="24"/>
+                <w:szCs w:val="24"/>
               </w:rPr>
             </w:pPr>
             <w:r>
               <w:rPr>
-                <w:sz w:val="22"/>
-                <w:szCs w:val="22"/>
+                <w:sz w:val="24"/>
+                <w:szCs w:val="24"/>
               </w:rPr>
               <w:t>R(отд.)</w:t>
             </w:r>
@@ -2014,30 +2467,39 @@
           <w:p>
             <w:pPr>
               <w:rPr>
-                <w:sz w:val="22"/>
-                <w:szCs w:val="22"/>
+                <w:sz w:val="24"/>
+                <w:szCs w:val="24"/>
               </w:rPr>
             </w:pPr>
             <w:r>
               <w:rPr>
-                <w:sz w:val="22"/>
-                <w:szCs w:val="22"/>
+                <w:sz w:val="24"/>
+                <w:szCs w:val="24"/>
               </w:rPr>
               <w:t>{{</w:t>
             </w:r>
-            <w:r>
-              <w:rPr>
-                <w:sz w:val="22"/>
-                <w:szCs w:val="22"/>
+            <w:proofErr w:type="spellStart"/>
+            <w:r>
+              <w:rPr>
+                <w:sz w:val="24"/>
+                <w:szCs w:val="24"/>
               </w:rPr>
               <w:t>installed_</w:t>
             </w:r>
             <w:r>
               <w:rPr>
-                <w:sz w:val="22"/>
-                <w:szCs w:val="22"/>
-              </w:rPr>
-              <w:t>reading_r_plus}}</w:t>
+                <w:sz w:val="24"/>
+                <w:szCs w:val="24"/>
+              </w:rPr>
+              <w:t>reading_r_plus</w:t>
+            </w:r>
+            <w:proofErr w:type="spellEnd"/>
+            <w:r>
+              <w:rPr>
+                <w:sz w:val="24"/>
+                <w:szCs w:val="24"/>
+              </w:rPr>
+              <w:t>}}</w:t>
             </w:r>
           </w:p>
         </w:tc>
@@ -2120,14 +2582,14 @@
           <w:p>
             <w:pPr>
               <w:rPr>
-                <w:sz w:val="22"/>
-                <w:szCs w:val="22"/>
+                <w:sz w:val="24"/>
+                <w:szCs w:val="24"/>
               </w:rPr>
             </w:pPr>
             <w:r>
               <w:rPr>
-                <w:sz w:val="22"/>
-                <w:szCs w:val="22"/>
+                <w:sz w:val="24"/>
+                <w:szCs w:val="24"/>
               </w:rPr>
               <w:t>R(пр.)</w:t>
             </w:r>
@@ -2147,30 +2609,39 @@
           <w:p>
             <w:pPr>
               <w:rPr>
-                <w:sz w:val="22"/>
-                <w:szCs w:val="22"/>
+                <w:sz w:val="24"/>
+                <w:szCs w:val="24"/>
               </w:rPr>
             </w:pPr>
             <w:r>
               <w:rPr>
-                <w:sz w:val="22"/>
-                <w:szCs w:val="22"/>
+                <w:sz w:val="24"/>
+                <w:szCs w:val="24"/>
               </w:rPr>
               <w:t>{{</w:t>
             </w:r>
-            <w:r>
-              <w:rPr>
-                <w:sz w:val="22"/>
-                <w:szCs w:val="22"/>
+            <w:proofErr w:type="spellStart"/>
+            <w:r>
+              <w:rPr>
+                <w:sz w:val="24"/>
+                <w:szCs w:val="24"/>
               </w:rPr>
               <w:t>installed_</w:t>
             </w:r>
             <w:r>
               <w:rPr>
-                <w:sz w:val="22"/>
-                <w:szCs w:val="22"/>
-              </w:rPr>
-              <w:t>reading_r_minus}}</w:t>
+                <w:sz w:val="24"/>
+                <w:szCs w:val="24"/>
+              </w:rPr>
+              <w:t>reading_r_minus</w:t>
+            </w:r>
+            <w:proofErr w:type="spellEnd"/>
+            <w:r>
+              <w:rPr>
+                <w:sz w:val="24"/>
+                <w:szCs w:val="24"/>
+              </w:rPr>
+              <w:t>}}</w:t>
             </w:r>
           </w:p>
         </w:tc>
@@ -2298,13 +2769,24 @@
                 <w:szCs w:val="24"/>
               </w:rPr>
             </w:pPr>
-            <w:r>
-              <w:rPr>
-                <w:sz w:val="24"/>
-                <w:szCs w:val="24"/>
-              </w:rPr>
-              <w:t>ф.Iа</w:t>
-            </w:r>
+            <w:proofErr w:type="spellStart"/>
+            <w:proofErr w:type="gramStart"/>
+            <w:r>
+              <w:rPr>
+                <w:sz w:val="24"/>
+                <w:szCs w:val="24"/>
+              </w:rPr>
+              <w:t>ф.I</w:t>
+            </w:r>
+            <w:proofErr w:type="gramEnd"/>
+            <w:r>
+              <w:rPr>
+                <w:sz w:val="24"/>
+                <w:szCs w:val="24"/>
+              </w:rPr>
+              <w:t>а</w:t>
+            </w:r>
+            <w:proofErr w:type="spellEnd"/>
           </w:p>
         </w:tc>
         <w:tc>
@@ -2328,13 +2810,24 @@
                 <w:szCs w:val="24"/>
               </w:rPr>
             </w:pPr>
-            <w:r>
-              <w:rPr>
-                <w:sz w:val="24"/>
-                <w:szCs w:val="24"/>
-              </w:rPr>
-              <w:t>ф.Iв</w:t>
-            </w:r>
+            <w:proofErr w:type="spellStart"/>
+            <w:proofErr w:type="gramStart"/>
+            <w:r>
+              <w:rPr>
+                <w:sz w:val="24"/>
+                <w:szCs w:val="24"/>
+              </w:rPr>
+              <w:t>ф.I</w:t>
+            </w:r>
+            <w:proofErr w:type="gramEnd"/>
+            <w:r>
+              <w:rPr>
+                <w:sz w:val="24"/>
+                <w:szCs w:val="24"/>
+              </w:rPr>
+              <w:t>в</w:t>
+            </w:r>
+            <w:proofErr w:type="spellEnd"/>
           </w:p>
         </w:tc>
         <w:tc>
@@ -2358,13 +2851,24 @@
                 <w:szCs w:val="24"/>
               </w:rPr>
             </w:pPr>
-            <w:r>
-              <w:rPr>
-                <w:sz w:val="24"/>
-                <w:szCs w:val="24"/>
-              </w:rPr>
-              <w:t>ф.Iс</w:t>
-            </w:r>
+            <w:proofErr w:type="spellStart"/>
+            <w:proofErr w:type="gramStart"/>
+            <w:r>
+              <w:rPr>
+                <w:sz w:val="24"/>
+                <w:szCs w:val="24"/>
+              </w:rPr>
+              <w:t>ф.I</w:t>
+            </w:r>
+            <w:proofErr w:type="gramEnd"/>
+            <w:r>
+              <w:rPr>
+                <w:sz w:val="24"/>
+                <w:szCs w:val="24"/>
+              </w:rPr>
+              <w:t>с</w:t>
+            </w:r>
+            <w:proofErr w:type="spellEnd"/>
           </w:p>
         </w:tc>
       </w:tr>
@@ -2396,7 +2900,23 @@
                 <w:sz w:val="24"/>
                 <w:szCs w:val="24"/>
               </w:rPr>
-              <w:t>I= {{ia}} мА</w:t>
+              <w:t>I= {{</w:t>
+            </w:r>
+            <w:proofErr w:type="spellStart"/>
+            <w:r>
+              <w:rPr>
+                <w:sz w:val="24"/>
+                <w:szCs w:val="24"/>
+              </w:rPr>
+              <w:t>ia</w:t>
+            </w:r>
+            <w:proofErr w:type="spellEnd"/>
+            <w:r>
+              <w:rPr>
+                <w:sz w:val="24"/>
+                <w:szCs w:val="24"/>
+              </w:rPr>
+              <w:t>}} мА</w:t>
             </w:r>
           </w:p>
         </w:tc>
@@ -2424,7 +2944,39 @@
                 <w:sz w:val="24"/>
                 <w:szCs w:val="24"/>
               </w:rPr>
-              <w:t>угол – {{angle_a}} {{type_a}}</w:t>
+              <w:t>угол – {{</w:t>
+            </w:r>
+            <w:proofErr w:type="spellStart"/>
+            <w:r>
+              <w:rPr>
+                <w:sz w:val="24"/>
+                <w:szCs w:val="24"/>
+              </w:rPr>
+              <w:t>angle_a</w:t>
+            </w:r>
+            <w:proofErr w:type="spellEnd"/>
+            <w:r>
+              <w:rPr>
+                <w:sz w:val="24"/>
+                <w:szCs w:val="24"/>
+              </w:rPr>
+              <w:t>}} {{</w:t>
+            </w:r>
+            <w:proofErr w:type="spellStart"/>
+            <w:r>
+              <w:rPr>
+                <w:sz w:val="24"/>
+                <w:szCs w:val="24"/>
+              </w:rPr>
+              <w:t>type_a</w:t>
+            </w:r>
+            <w:proofErr w:type="spellEnd"/>
+            <w:r>
+              <w:rPr>
+                <w:sz w:val="24"/>
+                <w:szCs w:val="24"/>
+              </w:rPr>
+              <w:t>}}</w:t>
             </w:r>
           </w:p>
         </w:tc>
@@ -2455,7 +3007,23 @@
                 <w:sz w:val="24"/>
                 <w:szCs w:val="24"/>
               </w:rPr>
-              <w:t>I= {{ib}} мА</w:t>
+              <w:t>I= {{</w:t>
+            </w:r>
+            <w:proofErr w:type="spellStart"/>
+            <w:r>
+              <w:rPr>
+                <w:sz w:val="24"/>
+                <w:szCs w:val="24"/>
+              </w:rPr>
+              <w:t>ib</w:t>
+            </w:r>
+            <w:proofErr w:type="spellEnd"/>
+            <w:r>
+              <w:rPr>
+                <w:sz w:val="24"/>
+                <w:szCs w:val="24"/>
+              </w:rPr>
+              <w:t>}} мА</w:t>
             </w:r>
           </w:p>
         </w:tc>
@@ -2483,7 +3051,39 @@
                 <w:sz w:val="24"/>
                 <w:szCs w:val="24"/>
               </w:rPr>
-              <w:t>угол – {{angle_b}} {{type_b}}</w:t>
+              <w:t>угол – {{</w:t>
+            </w:r>
+            <w:proofErr w:type="spellStart"/>
+            <w:r>
+              <w:rPr>
+                <w:sz w:val="24"/>
+                <w:szCs w:val="24"/>
+              </w:rPr>
+              <w:t>angle_b</w:t>
+            </w:r>
+            <w:proofErr w:type="spellEnd"/>
+            <w:r>
+              <w:rPr>
+                <w:sz w:val="24"/>
+                <w:szCs w:val="24"/>
+              </w:rPr>
+              <w:t>}} {{</w:t>
+            </w:r>
+            <w:proofErr w:type="spellStart"/>
+            <w:r>
+              <w:rPr>
+                <w:sz w:val="24"/>
+                <w:szCs w:val="24"/>
+              </w:rPr>
+              <w:t>type_b</w:t>
+            </w:r>
+            <w:proofErr w:type="spellEnd"/>
+            <w:r>
+              <w:rPr>
+                <w:sz w:val="24"/>
+                <w:szCs w:val="24"/>
+              </w:rPr>
+              <w:t>}}</w:t>
             </w:r>
           </w:p>
         </w:tc>
@@ -2511,7 +3111,23 @@
                 <w:sz w:val="24"/>
                 <w:szCs w:val="24"/>
               </w:rPr>
-              <w:t>I= {{ic}} мА</w:t>
+              <w:t>I= {{</w:t>
+            </w:r>
+            <w:proofErr w:type="spellStart"/>
+            <w:r>
+              <w:rPr>
+                <w:sz w:val="24"/>
+                <w:szCs w:val="24"/>
+              </w:rPr>
+              <w:t>ic</w:t>
+            </w:r>
+            <w:proofErr w:type="spellEnd"/>
+            <w:r>
+              <w:rPr>
+                <w:sz w:val="24"/>
+                <w:szCs w:val="24"/>
+              </w:rPr>
+              <w:t>}} мА</w:t>
             </w:r>
           </w:p>
         </w:tc>
@@ -2539,7 +3155,39 @@
                 <w:sz w:val="24"/>
                 <w:szCs w:val="24"/>
               </w:rPr>
-              <w:t>угол – {{angle_c}} {{type_c}}</w:t>
+              <w:t>угол – {{</w:t>
+            </w:r>
+            <w:proofErr w:type="spellStart"/>
+            <w:r>
+              <w:rPr>
+                <w:sz w:val="24"/>
+                <w:szCs w:val="24"/>
+              </w:rPr>
+              <w:t>angle_c</w:t>
+            </w:r>
+            <w:proofErr w:type="spellEnd"/>
+            <w:r>
+              <w:rPr>
+                <w:sz w:val="24"/>
+                <w:szCs w:val="24"/>
+              </w:rPr>
+              <w:t>}} {{</w:t>
+            </w:r>
+            <w:proofErr w:type="spellStart"/>
+            <w:r>
+              <w:rPr>
+                <w:sz w:val="24"/>
+                <w:szCs w:val="24"/>
+              </w:rPr>
+              <w:t>type_c</w:t>
+            </w:r>
+            <w:proofErr w:type="spellEnd"/>
+            <w:r>
+              <w:rPr>
+                <w:sz w:val="24"/>
+                <w:szCs w:val="24"/>
+              </w:rPr>
+              <w:t>}}</w:t>
             </w:r>
           </w:p>
         </w:tc>
@@ -2570,12 +3218,101 @@
         </w:rPr>
         <w:t xml:space="preserve">Напряжение: </w:t>
       </w:r>
-      <w:r>
-        <w:rPr>
-          <w:sz w:val="24"/>
-          <w:szCs w:val="24"/>
-        </w:rPr>
-        <w:t>Uab = {{uab}} В; Ubc = {{ubc}} В; Uca = {{uca}} В.</w:t>
+      <w:proofErr w:type="spellStart"/>
+      <w:r>
+        <w:rPr>
+          <w:sz w:val="24"/>
+          <w:szCs w:val="24"/>
+        </w:rPr>
+        <w:t>Uab</w:t>
+      </w:r>
+      <w:proofErr w:type="spellEnd"/>
+      <w:r>
+        <w:rPr>
+          <w:sz w:val="24"/>
+          <w:szCs w:val="24"/>
+        </w:rPr>
+        <w:t xml:space="preserve"> = {{</w:t>
+      </w:r>
+      <w:proofErr w:type="spellStart"/>
+      <w:r>
+        <w:rPr>
+          <w:sz w:val="24"/>
+          <w:szCs w:val="24"/>
+        </w:rPr>
+        <w:t>uab</w:t>
+      </w:r>
+      <w:proofErr w:type="spellEnd"/>
+      <w:r>
+        <w:rPr>
+          <w:sz w:val="24"/>
+          <w:szCs w:val="24"/>
+        </w:rPr>
+        <w:t xml:space="preserve">}} В; </w:t>
+      </w:r>
+      <w:proofErr w:type="spellStart"/>
+      <w:r>
+        <w:rPr>
+          <w:sz w:val="24"/>
+          <w:szCs w:val="24"/>
+        </w:rPr>
+        <w:t>Ubc</w:t>
+      </w:r>
+      <w:proofErr w:type="spellEnd"/>
+      <w:r>
+        <w:rPr>
+          <w:sz w:val="24"/>
+          <w:szCs w:val="24"/>
+        </w:rPr>
+        <w:t xml:space="preserve"> = {{</w:t>
+      </w:r>
+      <w:proofErr w:type="spellStart"/>
+      <w:r>
+        <w:rPr>
+          <w:sz w:val="24"/>
+          <w:szCs w:val="24"/>
+        </w:rPr>
+        <w:t>ubc</w:t>
+      </w:r>
+      <w:proofErr w:type="spellEnd"/>
+      <w:r>
+        <w:rPr>
+          <w:sz w:val="24"/>
+          <w:szCs w:val="24"/>
+        </w:rPr>
+        <w:t xml:space="preserve">}} В; </w:t>
+      </w:r>
+      <w:proofErr w:type="spellStart"/>
+      <w:r>
+        <w:rPr>
+          <w:sz w:val="24"/>
+          <w:szCs w:val="24"/>
+        </w:rPr>
+        <w:t>Uca</w:t>
+      </w:r>
+      <w:proofErr w:type="spellEnd"/>
+      <w:r>
+        <w:rPr>
+          <w:sz w:val="24"/>
+          <w:szCs w:val="24"/>
+        </w:rPr>
+        <w:t xml:space="preserve"> = {{</w:t>
+      </w:r>
+      <w:proofErr w:type="spellStart"/>
+      <w:r>
+        <w:rPr>
+          <w:sz w:val="24"/>
+          <w:szCs w:val="24"/>
+        </w:rPr>
+        <w:t>uca</w:t>
+      </w:r>
+      <w:proofErr w:type="spellEnd"/>
+      <w:r>
+        <w:rPr>
+          <w:sz w:val="24"/>
+          <w:szCs w:val="24"/>
+        </w:rPr>
+        <w:t>}} В.</w:t>
       </w:r>
     </w:p>
     <w:p>
@@ -2596,6 +3333,7 @@
         </w:rPr>
         <w:t>{{/</w:t>
       </w:r>
+      <w:proofErr w:type="spellStart"/>
       <w:r>
         <w:rPr>
           <w:bCs/>
@@ -2623,6 +3361,7 @@
         </w:rPr>
         <w:t>diagram</w:t>
       </w:r>
+      <w:proofErr w:type="spellEnd"/>
       <w:r>
         <w:rPr>
           <w:bCs/>
@@ -2668,7 +3407,17 @@
           <w:szCs w:val="24"/>
           <w:lang w:val="en-US"/>
         </w:rPr>
-        <w:t>#replacement_duration}}</w:t>
+        <w:t>#replacement_duration</w:t>
+      </w:r>
+      <w:proofErr w:type="gramStart"/>
+      <w:r>
+        <w:rPr>
+          <w:bCs/>
+          <w:sz w:val="24"/>
+          <w:szCs w:val="24"/>
+          <w:lang w:val="en-US"/>
+        </w:rPr>
+        <w:t>}}</w:t>
       </w:r>
       <w:r>
         <w:rPr>
@@ -2678,6 +3427,7 @@
         </w:rPr>
         <w:t>Время</w:t>
       </w:r>
+      <w:proofErr w:type="gramEnd"/>
       <w:r>
         <w:rPr>
           <w:bCs/>
@@ -2704,6 +3454,7 @@
         </w:rPr>
         <w:t xml:space="preserve"> ≈ {{</w:t>
       </w:r>
+      <w:proofErr w:type="spellStart"/>
       <w:r>
         <w:rPr>
           <w:bCs/>
@@ -2749,6 +3500,7 @@
         </w:rPr>
         <w:t>minutes</w:t>
       </w:r>
+      <w:proofErr w:type="spellEnd"/>
       <w:r>
         <w:rPr>
           <w:bCs/>
@@ -2810,6 +3562,7 @@
         </w:rPr>
         <w:t>≈{{</w:t>
       </w:r>
+      <w:proofErr w:type="spellStart"/>
       <w:r>
         <w:rPr>
           <w:bCs/>
@@ -2837,6 +3590,7 @@
         </w:rPr>
         <w:t>power</w:t>
       </w:r>
+      <w:proofErr w:type="spellEnd"/>
       <w:r>
         <w:rPr>
           <w:bCs/>
@@ -2897,6 +3651,7 @@
         </w:rPr>
         <w:t xml:space="preserve"> ≈ {{</w:t>
       </w:r>
+      <w:proofErr w:type="spellStart"/>
       <w:r>
         <w:rPr>
           <w:bCs/>
@@ -2924,6 +3679,7 @@
         </w:rPr>
         <w:t>energy</w:t>
       </w:r>
+      <w:proofErr w:type="spellEnd"/>
       <w:r>
         <w:rPr>
           <w:bCs/>
@@ -2974,7 +3730,27 @@
           <w:szCs w:val="24"/>
           <w:lang w:val="en-US"/>
         </w:rPr>
-        <w:t>{{/replacement_duration}}</w:t>
+        <w:t>{{/</w:t>
+      </w:r>
+      <w:proofErr w:type="spellStart"/>
+      <w:r>
+        <w:rPr>
+          <w:bCs/>
+          <w:sz w:val="24"/>
+          <w:szCs w:val="24"/>
+          <w:lang w:val="en-US"/>
+        </w:rPr>
+        <w:t>replacement_duration</w:t>
+      </w:r>
+      <w:proofErr w:type="spellEnd"/>
+      <w:r>
+        <w:rPr>
+          <w:bCs/>
+          <w:sz w:val="24"/>
+          <w:szCs w:val="24"/>
+          <w:lang w:val="en-US"/>
+        </w:rPr>
+        <w:t>}}</w:t>
       </w:r>
     </w:p>
     <w:p>
@@ -3083,8 +3859,23 @@
           <w:sz w:val="24"/>
           <w:szCs w:val="24"/>
         </w:rPr>
-        <w:lastRenderedPageBreak/>
-        <w:t>Клеммная крышка прибора учета опломбирована пломбами: {{seal_number}}</w:t>
+        <w:t>Клеммная крышка прибора учета опломбирована пломбами: {{</w:t>
+      </w:r>
+      <w:proofErr w:type="spellStart"/>
+      <w:r>
+        <w:rPr>
+          <w:sz w:val="24"/>
+          <w:szCs w:val="24"/>
+        </w:rPr>
+        <w:t>seal_number</w:t>
+      </w:r>
+      <w:proofErr w:type="spellEnd"/>
+      <w:r>
+        <w:rPr>
+          <w:sz w:val="24"/>
+          <w:szCs w:val="24"/>
+        </w:rPr>
+        <w:t>}}</w:t>
       </w:r>
     </w:p>
     <w:p>
@@ -3124,8 +3915,9 @@
           <w:szCs w:val="24"/>
           <w:lang w:val="en-US"/>
         </w:rPr>
-        <w:t xml:space="preserve">{{employee_signature_title}} </w:t>
-      </w:r>
+        <w:t>{{</w:t>
+      </w:r>
+      <w:proofErr w:type="spellStart"/>
       <w:r>
         <w:rPr>
           <w:rFonts w:ascii="Times New Roman CYR" w:hAnsi="Times New Roman CYR"/>
@@ -3133,8 +3925,47 @@
           <w:szCs w:val="24"/>
           <w:lang w:val="en-US"/>
         </w:rPr>
+        <w:t>employee_signature_title</w:t>
+      </w:r>
+      <w:proofErr w:type="spellEnd"/>
+      <w:r>
+        <w:rPr>
+          <w:rFonts w:ascii="Times New Roman CYR" w:hAnsi="Times New Roman CYR"/>
+          <w:sz w:val="24"/>
+          <w:szCs w:val="24"/>
+          <w:lang w:val="en-US"/>
+        </w:rPr>
+        <w:t xml:space="preserve">}} </w:t>
+      </w:r>
+      <w:r>
+        <w:rPr>
+          <w:rFonts w:ascii="Times New Roman CYR" w:hAnsi="Times New Roman CYR"/>
+          <w:sz w:val="24"/>
+          <w:szCs w:val="24"/>
+          <w:lang w:val="en-US"/>
+        </w:rPr>
         <w:tab/>
-        <w:t>{{employee_name}}</w:t>
+        <w:t>{{</w:t>
+      </w:r>
+      <w:proofErr w:type="spellStart"/>
+      <w:r>
+        <w:rPr>
+          <w:rFonts w:ascii="Times New Roman CYR" w:hAnsi="Times New Roman CYR"/>
+          <w:sz w:val="24"/>
+          <w:szCs w:val="24"/>
+          <w:lang w:val="en-US"/>
+        </w:rPr>
+        <w:t>employee_name</w:t>
+      </w:r>
+      <w:proofErr w:type="spellEnd"/>
+      <w:r>
+        <w:rPr>
+          <w:rFonts w:ascii="Times New Roman CYR" w:hAnsi="Times New Roman CYR"/>
+          <w:sz w:val="24"/>
+          <w:szCs w:val="24"/>
+          <w:lang w:val="en-US"/>
+        </w:rPr>
+        <w:t>}}</w:t>
       </w:r>
     </w:p>
     <w:p>
@@ -3157,16 +3988,27 @@
           <w:szCs w:val="24"/>
           <w:lang w:val="en-US"/>
         </w:rPr>
-        <w:t>{{#representative_signature}}</w:t>
-      </w:r>
+        <w:t>{{#representative_signature</w:t>
+      </w:r>
+      <w:proofErr w:type="gramStart"/>
       <w:r>
         <w:rPr>
           <w:rFonts w:ascii="Times New Roman CYR" w:hAnsi="Times New Roman CYR"/>
           <w:sz w:val="24"/>
           <w:szCs w:val="24"/>
+          <w:lang w:val="en-US"/>
+        </w:rPr>
+        <w:t>}}</w:t>
+      </w:r>
+      <w:r>
+        <w:rPr>
+          <w:rFonts w:ascii="Times New Roman CYR" w:hAnsi="Times New Roman CYR"/>
+          <w:sz w:val="24"/>
+          <w:szCs w:val="24"/>
         </w:rPr>
         <w:t>Представитель</w:t>
       </w:r>
+      <w:proofErr w:type="gramEnd"/>
       <w:r>
         <w:rPr>
           <w:rFonts w:ascii="Times New Roman CYR" w:hAnsi="Times New Roman CYR"/>
@@ -3174,8 +4016,9 @@
           <w:szCs w:val="24"/>
           <w:lang w:val="en-US"/>
         </w:rPr>
-        <w:t xml:space="preserve"> {{representative_organization}}</w:t>
-      </w:r>
+        <w:t xml:space="preserve"> {{</w:t>
+      </w:r>
+      <w:proofErr w:type="spellStart"/>
       <w:r>
         <w:rPr>
           <w:rFonts w:ascii="Times New Roman CYR" w:hAnsi="Times New Roman CYR"/>
@@ -3183,8 +4026,78 @@
           <w:szCs w:val="24"/>
           <w:lang w:val="en-US"/>
         </w:rPr>
+        <w:t>representative_organization</w:t>
+      </w:r>
+      <w:proofErr w:type="spellEnd"/>
+      <w:r>
+        <w:rPr>
+          <w:rFonts w:ascii="Times New Roman CYR" w:hAnsi="Times New Roman CYR"/>
+          <w:sz w:val="24"/>
+          <w:szCs w:val="24"/>
+          <w:lang w:val="en-US"/>
+        </w:rPr>
+        <w:t>}}</w:t>
+      </w:r>
+      <w:r>
+        <w:rPr>
+          <w:rFonts w:ascii="Times New Roman CYR" w:hAnsi="Times New Roman CYR"/>
+          <w:sz w:val="24"/>
+          <w:szCs w:val="24"/>
+          <w:lang w:val="en-US"/>
+        </w:rPr>
         <w:tab/>
-        <w:t>{{representative_name}}{{/representative_signature}}</w:t>
+        <w:t>{{</w:t>
+      </w:r>
+      <w:proofErr w:type="spellStart"/>
+      <w:r>
+        <w:rPr>
+          <w:rFonts w:ascii="Times New Roman CYR" w:hAnsi="Times New Roman CYR"/>
+          <w:sz w:val="24"/>
+          <w:szCs w:val="24"/>
+          <w:lang w:val="en-US"/>
+        </w:rPr>
+        <w:t>representative_name</w:t>
+      </w:r>
+      <w:proofErr w:type="spellEnd"/>
+      <w:proofErr w:type="gramStart"/>
+      <w:r>
+        <w:rPr>
+          <w:rFonts w:ascii="Times New Roman CYR" w:hAnsi="Times New Roman CYR"/>
+          <w:sz w:val="24"/>
+          <w:szCs w:val="24"/>
+          <w:lang w:val="en-US"/>
+        </w:rPr>
+        <w:t>}}{</w:t>
+      </w:r>
+      <w:proofErr w:type="gramEnd"/>
+      <w:r>
+        <w:rPr>
+          <w:rFonts w:ascii="Times New Roman CYR" w:hAnsi="Times New Roman CYR"/>
+          <w:sz w:val="24"/>
+          <w:szCs w:val="24"/>
+          <w:lang w:val="en-US"/>
+        </w:rPr>
+        <w:t>{/</w:t>
+      </w:r>
+      <w:proofErr w:type="spellStart"/>
+      <w:r>
+        <w:rPr>
+          <w:rFonts w:ascii="Times New Roman CYR" w:hAnsi="Times New Roman CYR"/>
+          <w:sz w:val="24"/>
+          <w:szCs w:val="24"/>
+          <w:lang w:val="en-US"/>
+        </w:rPr>
+        <w:t>representative_signature</w:t>
+      </w:r>
+      <w:proofErr w:type="spellEnd"/>
+      <w:r>
+        <w:rPr>
+          <w:rFonts w:ascii="Times New Roman CYR" w:hAnsi="Times New Roman CYR"/>
+          <w:sz w:val="24"/>
+          <w:szCs w:val="24"/>
+          <w:lang w:val="en-US"/>
+        </w:rPr>
+        <w:t>}}</w:t>
       </w:r>
     </w:p>
     <w:p>
